--- a/RFI-Docs/VA WOMEN VETERANS PROSTHETICS RESEARCH -- Oct. 2024 update.docx
+++ b/RFI-Docs/VA WOMEN VETERANS PROSTHETICS RESEARCH -- Oct. 2024 update.docx
@@ -4,7 +4,122 @@
   <w:body>
     <w:p>
       <w:pPr>
+        <w:jc w:val="left"/>
+      </w:pPr>
+      <w:r>
+        <w:rPr>
+          <w:color w:val="646464"/>
+          <w:sz w:val="18"/>
+        </w:rPr>
+        <w:t>Document: VA WOMEN VETERANS PROSTHETICS RESEARCH -- Oct. 2024 update.docx</w:t>
+      </w:r>
+    </w:p>
+    <w:p>
+      <w:pPr>
+        <w:jc w:val="left"/>
+      </w:pPr>
+      <w:r>
+        <w:rPr>
+          <w:color w:val="646464"/>
+          <w:sz w:val="18"/>
+        </w:rPr>
+        <w:t>Title: VA WOMEN VETERANS PROSTHETICS RESEARCH -- Oct. 2024 update</w:t>
+      </w:r>
+    </w:p>
+    <w:p>
+      <w:pPr>
+        <w:jc w:val="left"/>
+      </w:pPr>
+      <w:r>
+        <w:rPr>
+          <w:color w:val="646464"/>
+          <w:sz w:val="18"/>
+        </w:rPr>
+        <w:t>Topic: Women’s Health – Maternity and Infertility | Type: Presentations and Other Documents</w:t>
+      </w:r>
+    </w:p>
+    <w:p>
+      <w:pPr>
+        <w:jc w:val="left"/>
+      </w:pPr>
+      <w:r>
+        <w:rPr>
+          <w:color w:val="646464"/>
+          <w:sz w:val="18"/>
+        </w:rPr>
+        <w:t>Created: 2024-11-26 | By: Richman, Michael (VACO)</w:t>
+      </w:r>
+    </w:p>
+    <w:p>
+      <w:pPr>
+        <w:jc w:val="left"/>
+      </w:pPr>
+      <w:r>
+        <w:rPr>
+          <w:color w:val="646464"/>
+          <w:sz w:val="18"/>
+        </w:rPr>
+        <w:t>Modified: 2026-02-02 | By: Bartlinski, David</w:t>
+      </w:r>
+    </w:p>
+    <w:p>
+      <w:pPr>
+        <w:jc w:val="left"/>
+      </w:pPr>
+      <w:r>
+        <w:rPr>
+          <w:color w:val="C8C8C8"/>
+          <w:sz w:val="16"/>
+        </w:rPr>
+        <w:t>────────────────────────────────────────────────────────────────────────────────</w:t>
+      </w:r>
+    </w:p>
+    <w:p>
+      <w:pPr>
+        <w:jc w:val="left"/>
+      </w:pPr>
+      <w:r/>
+    </w:p>
+    <w:p>
+      <w:pPr>
+        <w:jc w:val="left"/>
+      </w:pPr>
+      <w:r>
+        <w:rPr>
+          <w:color w:val="646464"/>
+          <w:sz w:val="18"/>
+        </w:rPr>
+        <w:t>Topic: Women’s Health – Maternity and Infertility | Type: Presentations and Other Documents</w:t>
+      </w:r>
+    </w:p>
+    <w:p>
+      <w:pPr>
+        <w:jc w:val="left"/>
+      </w:pPr>
+      <w:r>
+        <w:rPr>
+          <w:color w:val="646464"/>
+          <w:sz w:val="18"/>
+        </w:rPr>
+        <w:t>Created: 2024-11-26 | By: Richman, Michael (VACO)</w:t>
+      </w:r>
+    </w:p>
+    <w:p>
+      <w:pPr>
+        <w:jc w:val="left"/>
+      </w:pPr>
+      <w:r>
+        <w:rPr>
+          <w:color w:val="646464"/>
+          <w:sz w:val="18"/>
+        </w:rPr>
+        <w:t>Modified: 2026-02-02 | By: Bartlinski, David</w:t>
+      </w:r>
+    </w:p>
+    <w:p>
+      <w:pPr>
         <w:spacing w:before="9"/>
+        <w:jc w:val="left"/>
         <w:rPr>
           <w:rFonts w:ascii="Times New Roman" w:eastAsia="Times New Roman" w:hAnsi="Times New Roman" w:cs="Times New Roman"/>
           <w:sz w:val="6"/>
@@ -13,540 +128,10 @@
       </w:pPr>
       <w:r>
         <w:rPr>
-          <w:noProof/>
-          <w:color w:val="1F497D" w:themeColor="text2"/>
-          <w:sz w:val="24"/>
-          <w:szCs w:val="24"/>
-        </w:rPr>
-        <mc:AlternateContent>
-          <mc:Choice Requires="wps">
-            <w:drawing>
-              <wp:anchor distT="0" distB="0" distL="114300" distR="114300" simplePos="0" relativeHeight="251662336" behindDoc="0" locked="0" layoutInCell="1" allowOverlap="1" wp14:anchorId="7EF4E5BA" wp14:editId="664C284D">
-                <wp:simplePos x="0" y="0"/>
-                <wp:positionH relativeFrom="column">
-                  <wp:posOffset>30480</wp:posOffset>
-                </wp:positionH>
-                <wp:positionV relativeFrom="page">
-                  <wp:posOffset>1701800</wp:posOffset>
-                </wp:positionV>
-                <wp:extent cx="6572885" cy="1059180"/>
-                <wp:effectExtent l="0" t="0" r="18415" b="26670"/>
-                <wp:wrapSquare wrapText="bothSides"/>
-                <wp:docPr id="3" name="Rectangle 3"/>
-                <wp:cNvGraphicFramePr/>
-                <a:graphic xmlns:a="http://schemas.openxmlformats.org/drawingml/2006/main">
-                  <a:graphicData uri="http://schemas.microsoft.com/office/word/2010/wordprocessingShape">
-                    <wps:wsp>
-                      <wps:cNvSpPr/>
-                      <wps:spPr>
-                        <a:xfrm>
-                          <a:off x="0" y="0"/>
-                          <a:ext cx="6572885" cy="1059180"/>
-                        </a:xfrm>
-                        <a:prstGeom prst="rect">
-                          <a:avLst/>
-                        </a:prstGeom>
-                        <a:solidFill>
-                          <a:schemeClr val="accent1">
-                            <a:lumMod val="20000"/>
-                            <a:lumOff val="80000"/>
-                          </a:schemeClr>
-                        </a:solidFill>
-                        <a:ln w="12700"/>
-                      </wps:spPr>
-                      <wps:style>
-                        <a:lnRef idx="2">
-                          <a:schemeClr val="accent1">
-                            <a:shade val="50000"/>
-                          </a:schemeClr>
-                        </a:lnRef>
-                        <a:fillRef idx="1">
-                          <a:schemeClr val="accent1"/>
-                        </a:fillRef>
-                        <a:effectRef idx="0">
-                          <a:schemeClr val="accent1"/>
-                        </a:effectRef>
-                        <a:fontRef idx="minor">
-                          <a:schemeClr val="lt1"/>
-                        </a:fontRef>
-                      </wps:style>
-                      <wps:txbx>
-                        <w:txbxContent>
-                          <w:p>
-                            <w:pPr>
-                              <w:rPr>
-                                <w:b/>
-                                <w:bCs/>
-                                <w:color w:val="1F497D" w:themeColor="text2"/>
-                                <w:sz w:val="24"/>
-                                <w:szCs w:val="24"/>
-                              </w:rPr>
-                            </w:pPr>
-                            <w:r>
-                              <w:rPr>
-                                <w:b/>
-                                <w:bCs/>
-                                <w:color w:val="1F497D" w:themeColor="text2"/>
-                                <w:sz w:val="24"/>
-                                <w:szCs w:val="24"/>
-                              </w:rPr>
-                              <w:t>In 2017, the VA Office of Research &amp; Development changed their Requests for Applications to promote inclusion of women in VA prosthetics research to expand testing, development</w:t>
-                            </w:r>
-                            <w:r>
-                              <w:rPr>
-                                <w:b/>
-                                <w:bCs/>
-                                <w:color w:val="1F497D" w:themeColor="text2"/>
-                                <w:sz w:val="24"/>
-                                <w:szCs w:val="24"/>
-                              </w:rPr>
-                              <w:t>,</w:t>
-                            </w:r>
-                            <w:r>
-                              <w:rPr>
-                                <w:b/>
-                                <w:bCs/>
-                                <w:color w:val="1F497D" w:themeColor="text2"/>
-                                <w:sz w:val="24"/>
-                                <w:szCs w:val="24"/>
-                              </w:rPr>
-                              <w:t xml:space="preserve"> and treatment capabilities to meet women Veterans’ prosthetic needs.  This brief provides an overview of recently funded research.  </w:t>
-                            </w:r>
-                          </w:p>
-                        </w:txbxContent>
-                      </wps:txbx>
-                      <wps:bodyPr rot="0" spcFirstLastPara="0" vertOverflow="overflow" horzOverflow="overflow" vert="horz" wrap="square" lIns="91440" tIns="45720" rIns="91440" bIns="45720" numCol="1" spcCol="0" rtlCol="0" fromWordArt="0" anchor="ctr" anchorCtr="0" forceAA="0" compatLnSpc="1">
-                        <a:prstTxWarp prst="textNoShape">
-                          <a:avLst/>
-                        </a:prstTxWarp>
-                        <a:noAutofit/>
-                      </wps:bodyPr>
-                    </wps:wsp>
-                  </a:graphicData>
-                </a:graphic>
-                <wp14:sizeRelH relativeFrom="margin">
-                  <wp14:pctWidth>0</wp14:pctWidth>
-                </wp14:sizeRelH>
-                <wp14:sizeRelV relativeFrom="margin">
-                  <wp14:pctHeight>0</wp14:pctHeight>
-                </wp14:sizeRelV>
-              </wp:anchor>
-            </w:drawing>
-          </mc:Choice>
-          <mc:Fallback>
-            <w:pict>
-              <v:rect w14:anchorId="7EF4E5BA" id="Rectangle 3" o:spid="_x0000_s1026" style="position:absolute;margin-left:2.4pt;margin-top:134pt;width:517.55pt;height:83.4pt;z-index:251662336;visibility:visible;mso-wrap-style:square;mso-width-percent:0;mso-height-percent:0;mso-wrap-distance-left:9pt;mso-wrap-distance-top:0;mso-wrap-distance-right:9pt;mso-wrap-distance-bottom:0;mso-position-horizontal:absolute;mso-position-horizontal-relative:text;mso-position-vertical:absolute;mso-position-vertical-relative:page;mso-width-percent:0;mso-height-percent:0;mso-width-relative:margin;mso-height-relative:margin;v-text-anchor:middle" o:gfxdata="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" fillcolor="#dbe5f1 [660]" strokecolor="#243f60 [1604]" strokeweight="1pt">
-                <v:textbox>
-                  <w:txbxContent>
-                    <w:p>
-                      <w:pPr>
-                        <w:rPr>
-                          <w:b/>
-                          <w:bCs/>
-                          <w:color w:val="1F497D" w:themeColor="text2"/>
-                          <w:sz w:val="24"/>
-                          <w:szCs w:val="24"/>
-                        </w:rPr>
-                      </w:pPr>
-                      <w:r>
-                        <w:rPr>
-                          <w:b/>
-                          <w:bCs/>
-                          <w:color w:val="1F497D" w:themeColor="text2"/>
-                          <w:sz w:val="24"/>
-                          <w:szCs w:val="24"/>
-                        </w:rPr>
-                        <w:t>In 2017, the VA Office of Research &amp; Development changed their Requests for Applications to promote inclusion of women in VA prosthetics research to expand testing, development</w:t>
-                      </w:r>
-                      <w:r>
-                        <w:rPr>
-                          <w:b/>
-                          <w:bCs/>
-                          <w:color w:val="1F497D" w:themeColor="text2"/>
-                          <w:sz w:val="24"/>
-                          <w:szCs w:val="24"/>
-                        </w:rPr>
-                        <w:t>,</w:t>
-                      </w:r>
-                      <w:r>
-                        <w:rPr>
-                          <w:b/>
-                          <w:bCs/>
-                          <w:color w:val="1F497D" w:themeColor="text2"/>
-                          <w:sz w:val="24"/>
-                          <w:szCs w:val="24"/>
-                        </w:rPr>
-                        <w:t xml:space="preserve"> and treatment capabilities to meet women Veterans’ prosthetic needs.  This brief provides an overview of recently funded research.  </w:t>
-                      </w:r>
-                    </w:p>
-                  </w:txbxContent>
-                </v:textbox>
-                <w10:wrap type="square" anchory="page"/>
-              </v:rect>
-            </w:pict>
-          </mc:Fallback>
-        </mc:AlternateContent>
-      </w:r>
-      <w:r>
-        <w:rPr>
-          <w:rFonts w:ascii="Calibri" w:eastAsia="Calibri" w:hAnsi="Calibri" w:cs="Calibri"/>
-          <w:noProof/>
-          <w:sz w:val="20"/>
-          <w:szCs w:val="20"/>
-        </w:rPr>
-        <mc:AlternateContent>
-          <mc:Choice Requires="wps">
-            <w:drawing>
-              <wp:anchor distT="0" distB="0" distL="114300" distR="114300" simplePos="0" relativeHeight="251663360" behindDoc="0" locked="0" layoutInCell="1" allowOverlap="1" wp14:anchorId="0D4FAFC7" wp14:editId="6ABFD2F4">
-                <wp:simplePos x="0" y="0"/>
-                <wp:positionH relativeFrom="column">
-                  <wp:posOffset>30480</wp:posOffset>
-                </wp:positionH>
-                <wp:positionV relativeFrom="page">
-                  <wp:posOffset>1249045</wp:posOffset>
-                </wp:positionV>
-                <wp:extent cx="6575425" cy="276225"/>
-                <wp:effectExtent l="0" t="0" r="0" b="9525"/>
-                <wp:wrapSquare wrapText="bothSides"/>
-                <wp:docPr id="29" name="Text Box 32"/>
-                <wp:cNvGraphicFramePr>
-                  <a:graphicFrameLocks xmlns:a="http://schemas.openxmlformats.org/drawingml/2006/main"/>
-                </wp:cNvGraphicFramePr>
-                <a:graphic xmlns:a="http://schemas.openxmlformats.org/drawingml/2006/main">
-                  <a:graphicData uri="http://schemas.microsoft.com/office/word/2010/wordprocessingShape">
-                    <wps:wsp>
-                      <wps:cNvSpPr txBox="1">
-                        <a:spLocks noChangeArrowheads="1"/>
-                      </wps:cNvSpPr>
-                      <wps:spPr bwMode="auto">
-                        <a:xfrm>
-                          <a:off x="0" y="0"/>
-                          <a:ext cx="6575425" cy="276225"/>
-                        </a:xfrm>
-                        <a:prstGeom prst="rect">
-                          <a:avLst/>
-                        </a:prstGeom>
-                        <a:solidFill>
-                          <a:srgbClr val="F1F1F1"/>
-                        </a:solidFill>
-                        <a:ln>
-                          <a:noFill/>
-                        </a:ln>
-                        <a:extLst>
-                          <a:ext uri="{91240B29-F687-4F45-9708-019B960494DF}">
-                            <a14:hiddenLine xmlns:a14="http://schemas.microsoft.com/office/drawing/2010/main" w="9525">
-                              <a:solidFill>
-                                <a:srgbClr val="000000"/>
-                              </a:solidFill>
-                              <a:miter lim="800000"/>
-                              <a:headEnd/>
-                              <a:tailEnd/>
-                            </a14:hiddenLine>
-                          </a:ext>
-                        </a:extLst>
-                      </wps:spPr>
-                      <wps:txbx>
-                        <w:txbxContent>
-                          <w:p>
-                            <w:pPr>
-                              <w:spacing w:line="388" w:lineRule="exact"/>
-                              <w:jc w:val="center"/>
-                              <w:rPr>
-                                <w:rFonts w:ascii="Calibri"/>
-                                <w:b/>
-                                <w:spacing w:val="-1"/>
-                                <w:sz w:val="40"/>
-                              </w:rPr>
-                            </w:pPr>
-                            <w:r>
-                              <w:rPr>
-                                <w:rFonts w:ascii="Calibri"/>
-                                <w:b/>
-                                <w:spacing w:val="-1"/>
-                                <w:sz w:val="40"/>
-                              </w:rPr>
-                              <w:t xml:space="preserve">VA </w:t>
-                            </w:r>
-                            <w:r>
-                              <w:rPr>
-                                <w:rFonts w:ascii="Calibri"/>
-                                <w:b/>
-                                <w:spacing w:val="-1"/>
-                                <w:sz w:val="40"/>
-                              </w:rPr>
-                              <w:t>Women Veterans’</w:t>
-                            </w:r>
-                            <w:r>
-                              <w:rPr>
-                                <w:rFonts w:ascii="Calibri"/>
-                                <w:b/>
-                                <w:spacing w:val="-1"/>
-                                <w:sz w:val="40"/>
-                              </w:rPr>
-                              <w:t xml:space="preserve"> Prosthetics Research</w:t>
-                            </w:r>
-                          </w:p>
-                        </w:txbxContent>
-                      </wps:txbx>
-                      <wps:bodyPr rot="0" vert="horz" wrap="square" lIns="0" tIns="0" rIns="0" bIns="0" anchor="t" anchorCtr="0" upright="1">
-                        <a:noAutofit/>
-                      </wps:bodyPr>
-                    </wps:wsp>
-                  </a:graphicData>
-                </a:graphic>
-                <wp14:sizeRelH relativeFrom="margin">
-                  <wp14:pctWidth>0</wp14:pctWidth>
-                </wp14:sizeRelH>
-              </wp:anchor>
-            </w:drawing>
-          </mc:Choice>
-          <mc:Fallback>
-            <w:pict>
-              <v:shapetype w14:anchorId="0D4FAFC7" id="_x0000_t202" coordsize="21600,21600" o:spt="202" path="m,l,21600r21600,l21600,xe">
-                <v:stroke joinstyle="miter"/>
-                <v:path gradientshapeok="t" o:connecttype="rect"/>
-              </v:shapetype>
-              <v:shape id="Text Box 32" o:spid="_x0000_s1027" type="#_x0000_t202" style="position:absolute;margin-left:2.4pt;margin-top:98.35pt;width:517.75pt;height:21.75pt;z-index:251663360;visibility:visible;mso-wrap-style:square;mso-width-percent:0;mso-wrap-distance-left:9pt;mso-wrap-distance-top:0;mso-wrap-distance-right:9pt;mso-wrap-distance-bottom:0;mso-position-horizontal:absolute;mso-position-horizontal-relative:text;mso-position-vertical:absolute;mso-position-vertical-relative:page;mso-width-percent:0;mso-width-relative:margin;v-text-anchor:top" o:gfxdata="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" fillcolor="#f1f1f1" stroked="f">
-                <v:textbox inset="0,0,0,0">
-                  <w:txbxContent>
-                    <w:p>
-                      <w:pPr>
-                        <w:spacing w:line="388" w:lineRule="exact"/>
-                        <w:jc w:val="center"/>
-                        <w:rPr>
-                          <w:rFonts w:ascii="Calibri"/>
-                          <w:b/>
-                          <w:spacing w:val="-1"/>
-                          <w:sz w:val="40"/>
-                        </w:rPr>
-                      </w:pPr>
-                      <w:r>
-                        <w:rPr>
-                          <w:rFonts w:ascii="Calibri"/>
-                          <w:b/>
-                          <w:spacing w:val="-1"/>
-                          <w:sz w:val="40"/>
-                        </w:rPr>
-                        <w:t xml:space="preserve">VA </w:t>
-                      </w:r>
-                      <w:r>
-                        <w:rPr>
-                          <w:rFonts w:ascii="Calibri"/>
-                          <w:b/>
-                          <w:spacing w:val="-1"/>
-                          <w:sz w:val="40"/>
-                        </w:rPr>
-                        <w:t>Women Veterans’</w:t>
-                      </w:r>
-                      <w:r>
-                        <w:rPr>
-                          <w:rFonts w:ascii="Calibri"/>
-                          <w:b/>
-                          <w:spacing w:val="-1"/>
-                          <w:sz w:val="40"/>
-                        </w:rPr>
-                        <w:t xml:space="preserve"> Prosthetics Research</w:t>
-                      </w:r>
-                    </w:p>
-                  </w:txbxContent>
-                </v:textbox>
-                <w10:wrap type="square" anchory="page"/>
-              </v:shape>
-            </w:pict>
-          </mc:Fallback>
-        </mc:AlternateContent>
-      </w:r>
-      <w:r>
-        <w:rPr>
-          <w:noProof/>
-        </w:rPr>
-        <w:drawing>
-          <wp:anchor distT="0" distB="0" distL="114300" distR="114300" simplePos="0" relativeHeight="251661312" behindDoc="0" locked="0" layoutInCell="1" allowOverlap="1" wp14:anchorId="6D4AB872" wp14:editId="6C5A8B5B">
-            <wp:simplePos x="0" y="0"/>
-            <wp:positionH relativeFrom="column">
-              <wp:posOffset>3888740</wp:posOffset>
-            </wp:positionH>
-            <wp:positionV relativeFrom="paragraph">
-              <wp:posOffset>85725</wp:posOffset>
-            </wp:positionV>
-            <wp:extent cx="2808605" cy="501015"/>
-            <wp:effectExtent l="0" t="0" r="0" b="0"/>
-            <wp:wrapSquare wrapText="bothSides"/>
-            <wp:docPr id="6" name="Picture 6"/>
-            <wp:cNvGraphicFramePr>
-              <a:graphicFrameLocks xmlns:a="http://schemas.openxmlformats.org/drawingml/2006/main" noChangeAspect="1"/>
-            </wp:cNvGraphicFramePr>
-            <a:graphic xmlns:a="http://schemas.openxmlformats.org/drawingml/2006/main">
-              <a:graphicData uri="http://schemas.openxmlformats.org/drawingml/2006/picture">
-                <pic:pic xmlns:pic="http://schemas.openxmlformats.org/drawingml/2006/picture">
-                  <pic:nvPicPr>
-                    <pic:cNvPr id="0" name="Picture 1"/>
-                    <pic:cNvPicPr>
-                      <a:picLocks noChangeAspect="1" noChangeArrowheads="1"/>
-                    </pic:cNvPicPr>
-                  </pic:nvPicPr>
-                  <pic:blipFill>
-                    <a:blip r:embed="rId11" cstate="print">
-                      <a:extLst>
-                        <a:ext uri="{28A0092B-C50C-407E-A947-70E740481C1C}">
-                          <a14:useLocalDpi xmlns:a14="http://schemas.microsoft.com/office/drawing/2010/main" val="0"/>
-                        </a:ext>
-                      </a:extLst>
-                    </a:blip>
-                    <a:srcRect/>
-                    <a:stretch>
-                      <a:fillRect/>
-                    </a:stretch>
-                  </pic:blipFill>
-                  <pic:spPr bwMode="auto">
-                    <a:xfrm>
-                      <a:off x="0" y="0"/>
-                      <a:ext cx="2808605" cy="501015"/>
-                    </a:xfrm>
-                    <a:prstGeom prst="rect">
-                      <a:avLst/>
-                    </a:prstGeom>
-                    <a:noFill/>
-                    <a:ln>
-                      <a:noFill/>
-                    </a:ln>
-                  </pic:spPr>
-                </pic:pic>
-              </a:graphicData>
-            </a:graphic>
-            <wp14:sizeRelH relativeFrom="margin">
-              <wp14:pctWidth>0</wp14:pctWidth>
-            </wp14:sizeRelH>
-            <wp14:sizeRelV relativeFrom="margin">
-              <wp14:pctHeight>0</wp14:pctHeight>
-            </wp14:sizeRelV>
-          </wp:anchor>
-        </w:drawing>
-      </w:r>
-      <w:r>
-        <w:rPr>
-          <w:noProof/>
-        </w:rPr>
-        <w:drawing>
-          <wp:inline distT="0" distB="0" distL="0" distR="0" wp14:anchorId="7E34A6E0" wp14:editId="3EE49A0C">
-            <wp:extent cx="1687617" cy="642327"/>
-            <wp:effectExtent l="0" t="0" r="8255" b="5715"/>
-            <wp:docPr id="8" name="Picture 8"/>
-            <wp:cNvGraphicFramePr>
-              <a:graphicFrameLocks xmlns:a="http://schemas.openxmlformats.org/drawingml/2006/main" noChangeAspect="1"/>
-            </wp:cNvGraphicFramePr>
-            <a:graphic xmlns:a="http://schemas.openxmlformats.org/drawingml/2006/main">
-              <a:graphicData uri="http://schemas.openxmlformats.org/drawingml/2006/picture">
-                <pic:pic xmlns:pic="http://schemas.openxmlformats.org/drawingml/2006/picture">
-                  <pic:nvPicPr>
-                    <pic:cNvPr id="0" name="Picture 1"/>
-                    <pic:cNvPicPr>
-                      <a:picLocks noChangeAspect="1" noChangeArrowheads="1"/>
-                    </pic:cNvPicPr>
-                  </pic:nvPicPr>
-                  <pic:blipFill>
-                    <a:blip r:embed="rId12" cstate="print">
-                      <a:extLst>
-                        <a:ext uri="{28A0092B-C50C-407E-A947-70E740481C1C}">
-                          <a14:useLocalDpi xmlns:a14="http://schemas.microsoft.com/office/drawing/2010/main" val="0"/>
-                        </a:ext>
-                      </a:extLst>
-                    </a:blip>
-                    <a:srcRect/>
-                    <a:stretch>
-                      <a:fillRect/>
-                    </a:stretch>
-                  </pic:blipFill>
-                  <pic:spPr bwMode="auto">
-                    <a:xfrm>
-                      <a:off x="0" y="0"/>
-                      <a:ext cx="1747082" cy="664960"/>
-                    </a:xfrm>
-                    <a:prstGeom prst="rect">
-                      <a:avLst/>
-                    </a:prstGeom>
-                    <a:noFill/>
-                    <a:ln>
-                      <a:noFill/>
-                    </a:ln>
-                  </pic:spPr>
-                </pic:pic>
-              </a:graphicData>
-            </a:graphic>
-          </wp:inline>
-        </w:drawing>
-      </w:r>
-      <w:r>
-        <w:rPr>
-          <w:rFonts w:ascii="Times New Roman" w:eastAsia="Times New Roman" w:hAnsi="Times New Roman" w:cs="Times New Roman"/>
-          <w:sz w:val="6"/>
-          <w:szCs w:val="6"/>
-        </w:rPr>
-        <w:tab/>
-      </w:r>
-      <w:r>
-        <w:rPr>
-          <w:rFonts w:ascii="Times New Roman" w:eastAsia="Times New Roman" w:hAnsi="Times New Roman" w:cs="Times New Roman"/>
-          <w:sz w:val="6"/>
-          <w:szCs w:val="6"/>
-        </w:rPr>
-        <w:tab/>
-      </w:r>
-      <w:r>
-        <w:rPr>
-          <w:rFonts w:ascii="Times New Roman" w:eastAsia="Times New Roman" w:hAnsi="Times New Roman" w:cs="Times New Roman"/>
-          <w:sz w:val="6"/>
-          <w:szCs w:val="6"/>
-        </w:rPr>
-        <w:tab/>
-      </w:r>
-      <w:r>
-        <w:rPr>
-          <w:rFonts w:ascii="Times New Roman" w:eastAsia="Times New Roman" w:hAnsi="Times New Roman" w:cs="Times New Roman"/>
-          <w:sz w:val="6"/>
-          <w:szCs w:val="6"/>
-        </w:rPr>
-        <w:tab/>
-      </w:r>
-      <w:r>
-        <w:rPr>
-          <w:rFonts w:ascii="Times New Roman" w:eastAsia="Times New Roman" w:hAnsi="Times New Roman" w:cs="Times New Roman"/>
-          <w:sz w:val="6"/>
-          <w:szCs w:val="6"/>
-        </w:rPr>
-        <w:tab/>
-      </w:r>
-      <w:r>
-        <w:rPr>
-          <w:rFonts w:ascii="Times New Roman" w:eastAsia="Times New Roman" w:hAnsi="Times New Roman" w:cs="Times New Roman"/>
-          <w:sz w:val="6"/>
-          <w:szCs w:val="6"/>
-        </w:rPr>
-        <w:tab/>
-      </w:r>
-      <w:r>
-        <w:rPr>
-          <w:rFonts w:ascii="Times New Roman" w:eastAsia="Times New Roman" w:hAnsi="Times New Roman" w:cs="Times New Roman"/>
-          <w:sz w:val="6"/>
-          <w:szCs w:val="6"/>
-        </w:rPr>
-        <w:tab/>
-      </w:r>
-      <w:r>
-        <w:rPr>
-          <w:rFonts w:ascii="Times New Roman" w:eastAsia="Times New Roman" w:hAnsi="Times New Roman" w:cs="Times New Roman"/>
-          <w:sz w:val="6"/>
-          <w:szCs w:val="6"/>
-        </w:rPr>
-        <w:tab/>
-      </w:r>
-      <w:r>
-        <w:rPr>
-          <w:rFonts w:ascii="Times New Roman" w:eastAsia="Times New Roman" w:hAnsi="Times New Roman" w:cs="Times New Roman"/>
-          <w:sz w:val="6"/>
-          <w:szCs w:val="6"/>
-        </w:rPr>
-        <w:tab/>
+          <w:color w:val="C8C8C8"/>
+          <w:sz w:val="16"/>
+        </w:rPr>
+        <w:t>────────────────────────────────────────────────────────────────────────────────</w:t>
       </w:r>
     </w:p>
     <w:p>
@@ -559,6 +144,7 @@
           <w:szCs w:val="24"/>
         </w:rPr>
       </w:pPr>
+      <w:r/>
     </w:p>
     <w:p>
       <w:pPr>
